--- a/public/dgipr/docs/ms-3329.docx
+++ b/public/dgipr/docs/ms-3329.docx
@@ -128,15 +128,15 @@
     <w:p>
       <w:pPr>
         <w:keepNext/>
-        <w:spacing w:before="142" w:after="0" w:line="336" w:lineRule="auto"/>
+        <w:spacing w:before="113" w:after="0" w:line="336" w:lineRule="auto"/>
       </w:pPr>
       <w:r>
         <w:rPr>
           <w:rFonts w:ascii="Nirmala UI" w:hAnsi="Nirmala UI" w:cs="Nirmala UI" w:eastAsia="Nirmala UI"/>
           <w:b/>
-          <w:color w:val="4D4D6B"/>
-          <w:sz w:val="23"/>
-          <w:szCs w:val="23"/>
+          <w:color w:val="0C6B4C"/>
+          <w:sz w:val="24"/>
+          <w:szCs w:val="24"/>
           <w:bCs/>
           <w:lang w:bidi="mr-IN"/>
         </w:rPr>
